--- a/public/Samer_Dadah_Lebenslauf.docx
+++ b/public/Samer_Dadah_Lebenslauf.docx
@@ -786,7 +786,7 @@
             </w:pPr>
             <w:r>
               <w:rPr>
-                <w:color w:val="587080"/>
+                <w:color w:val="4C6474"/>
                 <w:sz w:val="18"/>
               </w:rPr>
               <w:t>AL · Business Central · Reports · APIs</w:t>
@@ -898,7 +898,7 @@
             </w:pPr>
             <w:r>
               <w:rPr>
-                <w:color w:val="587080"/>
+                <w:color w:val="4C6474"/>
                 <w:sz w:val="18"/>
               </w:rPr>
               <w:t>C# · .NET · AL · Dynamics CRM / Dataverse · OData · REST/Web API</w:t>
@@ -1010,7 +1010,7 @@
             </w:pPr>
             <w:r>
               <w:rPr>
-                <w:color w:val="587080"/>
+                <w:color w:val="4C6474"/>
                 <w:sz w:val="18"/>
               </w:rPr>
               <w:t>TypeScript · React · NestJS · PostgreSQL · Prisma · REST API</w:t>
@@ -1122,7 +1122,7 @@
             </w:pPr>
             <w:r>
               <w:rPr>
-                <w:color w:val="587080"/>
+                <w:color w:val="4C6474"/>
                 <w:sz w:val="18"/>
               </w:rPr>
               <w:t>TypeScript · NestJS · PostgreSQL · REST API</w:t>
@@ -1221,7 +1221,7 @@
               <w:ind w:left="0" w:right="0" w:firstLine="0"/>
             </w:pPr>
             <w:r>
-              <w:t>Business Central Prozessentwicklung · Zeiterfassung in Business Central · Migration &amp; Analyse-Tools · API- &amp; Testautomatisierung</w:t>
+              <w:t>Business Central Prozessentwicklung · Zeiterfassung in Business Central · Migration &amp; Analyse-Tools · API‑ und Testautomatisierung</w:t>
             </w:r>
           </w:p>
         </w:tc>
@@ -1265,7 +1265,7 @@
                           <pic:cNvPicPr/>
                         </pic:nvPicPr>
                         <pic:blipFill>
-                          <a:blip r:embed="rId20"/>
+                          <a:blip r:embed="rId24"/>
                           <a:stretch>
                             <a:fillRect/>
                           </a:stretch>
